--- a/Document/Document.docx
+++ b/Document/Document.docx
@@ -2502,7 +2502,11 @@
     </w:p>
     <w:p>
       <w:pPr>
-        <w:ind w:firstLineChars="200" w:firstLine="440"/>
+        <w:pStyle w:val="a9"/>
+        <w:numPr>
+          <w:ilvl w:val="0"/>
+          <w:numId w:val="1"/>
+        </w:numPr>
         <w:rPr>
           <w:rFonts w:hint="eastAsia"/>
         </w:rPr>
@@ -2624,7 +2628,11 @@
     </w:p>
     <w:p>
       <w:pPr>
-        <w:ind w:firstLineChars="200" w:firstLine="440"/>
+        <w:pStyle w:val="a9"/>
+        <w:numPr>
+          <w:ilvl w:val="0"/>
+          <w:numId w:val="1"/>
+        </w:numPr>
         <w:rPr>
           <w:rFonts w:hint="eastAsia"/>
         </w:rPr>
@@ -2642,14 +2650,74 @@
         <w:rPr>
           <w:rFonts w:hint="eastAsia"/>
         </w:rPr>
-        <w:t>如果已经做到</w:t>
+        <w:t>如果已经做到了</w:t>
+      </w:r>
+      <w:r>
+        <w:rPr>
+          <w:rFonts w:hint="eastAsia"/>
+        </w:rPr>
+        <w:t>①</w:t>
+      </w:r>
+      <w:r>
+        <w:rPr>
+          <w:rFonts w:hint="eastAsia"/>
+        </w:rPr>
+        <w:t>的要求的话，那可以把</w:t>
+      </w:r>
+      <w:r>
+        <w:rPr>
+          <w:rFonts w:hint="eastAsia"/>
+        </w:rPr>
+        <w:t>②开始到上一句话结束</w:t>
+      </w:r>
+      <w:r>
+        <w:rPr>
+          <w:rFonts w:hint="eastAsia"/>
+        </w:rPr>
+        <w:t>和</w:t>
+      </w:r>
+      <w:r>
+        <w:rPr>
+          <w:rFonts w:hint="eastAsia"/>
+        </w:rPr>
+        <w:t>①</w:t>
+      </w:r>
+      <w:r>
+        <w:rPr>
+          <w:rFonts w:hint="eastAsia"/>
+        </w:rPr>
+        <w:t>的要求重叠的部分去掉之后</w:t>
+      </w:r>
+      <w:r>
+        <w:rPr>
+          <w:rFonts w:hint="eastAsia"/>
+        </w:rPr>
+        <w:t>再优化一</w:t>
       </w:r>
       <w:r>
         <w:rPr>
           <w:rFonts w:hint="eastAsia"/>
         </w:rPr>
         <w:lastRenderedPageBreak/>
-        <w:t>了上一段的要求的话，那可以把这一段和上一段的要求重叠的部分去掉之后得到简化版：</w:t>
+        <w:t>下</w:t>
+      </w:r>
+      <w:r>
+        <w:rPr>
+          <w:rFonts w:hint="eastAsia"/>
+        </w:rPr>
+        <w:t>得到简化</w:t>
+      </w:r>
+      <w:r>
+        <w:rPr>
+          <w:rFonts w:hint="eastAsia"/>
+        </w:rPr>
+        <w:t>优化</w:t>
+      </w:r>
+      <w:r>
+        <w:rPr>
+          <w:rFonts w:hint="eastAsia"/>
+        </w:rPr>
+        <w:t>版：</w:t>
       </w:r>
       <w:r>
         <w:rPr>
@@ -3612,7 +3680,7 @@
       </w:r>
     </w:p>
     <w:sectPr>
-      <w:footerReference w:type="default" r:id="rId6"/>
+      <w:footerReference w:type="default" r:id="rId7"/>
       <w:pgSz w:w="11906" w:h="16838"/>
       <w:pgMar w:top="720" w:right="720" w:bottom="720" w:left="720" w:header="851" w:footer="992" w:gutter="0"/>
       <w:cols w:space="425"/>
@@ -3725,6 +3793,103 @@
     </w:p>
   </w:footnote>
 </w:footnotes>
+</file>
+
+<file path=word/numbering.xml><?xml version="1.0" encoding="utf-8"?>
+<w:numbering xmlns:wpc="http://schemas.microsoft.com/office/word/2010/wordprocessingCanvas" xmlns:cx="http://schemas.microsoft.com/office/drawing/2014/chartex" xmlns:cx1="http://schemas.microsoft.com/office/drawing/2015/9/8/chartex" xmlns:cx2="http://schemas.microsoft.com/office/drawing/2015/10/21/chartex" xmlns:cx3="http://schemas.microsoft.com/office/drawing/2016/5/9/chartex" xmlns:cx4="http://schemas.microsoft.com/office/drawing/2016/5/10/chartex" xmlns:cx5="http://schemas.microsoft.com/office/drawing/2016/5/11/chartex" xmlns:cx6="http://schemas.microsoft.com/office/drawing/2016/5/12/chartex" xmlns:cx7="http://schemas.microsoft.com/office/drawing/2016/5/13/chartex" xmlns:cx8="http://schemas.microsoft.com/office/drawing/2016/5/14/chartex" xmlns:mc="http://schemas.openxmlformats.org/markup-compatibility/2006" xmlns:aink="http://schemas.microsoft.com/office/drawing/2016/ink" xmlns:am3d="http://schemas.microsoft.com/office/drawing/2017/model3d" xmlns:o="urn:schemas-microsoft-com:office:office" xmlns:oel="http://schemas.microsoft.com/office/2019/extlst" xmlns:r="http://schemas.openxmlformats.org/officeDocument/2006/relationships" xmlns:m="http://schemas.openxmlformats.org/officeDocument/2006/math" xmlns:v="urn:schemas-microsoft-com:vml" xmlns:wp14="http://schemas.microsoft.com/office/word/2010/wordprocessingDrawing" xmlns:wp="http://schemas.openxmlformats.org/drawingml/2006/wordprocessingDrawing" xmlns:w10="urn:schemas-microsoft-com:office:word" xmlns:w="http://schemas.openxmlformats.org/wordprocessingml/2006/main" xmlns:w14="http://schemas.microsoft.com/office/word/2010/wordml" xmlns:w15="http://schemas.microsoft.com/office/word/2012/wordml" xmlns:w16cex="http://schemas.microsoft.com/office/word/2018/wordml/cex" xmlns:w16cid="http://schemas.microsoft.com/office/word/2016/wordml/cid" xmlns:w16="http://schemas.microsoft.com/office/word/2018/wordml" xmlns:w16du="http://schemas.microsoft.com/office/word/2023/wordml/word16du" xmlns:w16sdtdh="http://schemas.microsoft.com/office/word/2020/wordml/sdtdatahash" xmlns:w16sdtfl="http://schemas.microsoft.com/office/word/2024/wordml/sdtformatlock" xmlns:w16se="http://schemas.microsoft.com/office/word/2015/wordml/symex" xmlns:wpg="http://schemas.microsoft.com/office/word/2010/wordprocessingGroup" xmlns:wpi="http://schemas.microsoft.com/office/word/2010/wordprocessingInk" xmlns:wne="http://schemas.microsoft.com/office/word/2006/wordml" xmlns:wps="http://schemas.microsoft.com/office/word/2010/wordprocessingShape" mc:Ignorable="w14 w15 w16se w16cid w16 w16cex w16sdtdh w16sdtfl w16du wp14">
+  <w:abstractNum w:abstractNumId="0" w15:restartNumberingAfterBreak="0">
+    <w:nsid w:val="119648FA"/>
+    <w:multiLevelType w:val="hybridMultilevel"/>
+    <w:tmpl w:val="2310A3D6"/>
+    <w:lvl w:ilvl="0" w:tplc="A5F67746">
+      <w:start w:val="1"/>
+      <w:numFmt w:val="decimalEnclosedCircle"/>
+      <w:lvlText w:val="%1"/>
+      <w:lvlJc w:val="left"/>
+      <w:pPr>
+        <w:ind w:left="360" w:hanging="360"/>
+      </w:pPr>
+      <w:rPr>
+        <w:rFonts w:hint="default"/>
+      </w:rPr>
+    </w:lvl>
+    <w:lvl w:ilvl="1" w:tplc="04090019" w:tentative="1">
+      <w:start w:val="1"/>
+      <w:numFmt w:val="lowerLetter"/>
+      <w:lvlText w:val="%2)"/>
+      <w:lvlJc w:val="left"/>
+      <w:pPr>
+        <w:ind w:left="880" w:hanging="440"/>
+      </w:pPr>
+    </w:lvl>
+    <w:lvl w:ilvl="2" w:tplc="0409001B" w:tentative="1">
+      <w:start w:val="1"/>
+      <w:numFmt w:val="lowerRoman"/>
+      <w:lvlText w:val="%3."/>
+      <w:lvlJc w:val="right"/>
+      <w:pPr>
+        <w:ind w:left="1320" w:hanging="440"/>
+      </w:pPr>
+    </w:lvl>
+    <w:lvl w:ilvl="3" w:tplc="0409000F" w:tentative="1">
+      <w:start w:val="1"/>
+      <w:numFmt w:val="decimal"/>
+      <w:lvlText w:val="%4."/>
+      <w:lvlJc w:val="left"/>
+      <w:pPr>
+        <w:ind w:left="1760" w:hanging="440"/>
+      </w:pPr>
+    </w:lvl>
+    <w:lvl w:ilvl="4" w:tplc="04090019" w:tentative="1">
+      <w:start w:val="1"/>
+      <w:numFmt w:val="lowerLetter"/>
+      <w:lvlText w:val="%5)"/>
+      <w:lvlJc w:val="left"/>
+      <w:pPr>
+        <w:ind w:left="2200" w:hanging="440"/>
+      </w:pPr>
+    </w:lvl>
+    <w:lvl w:ilvl="5" w:tplc="0409001B" w:tentative="1">
+      <w:start w:val="1"/>
+      <w:numFmt w:val="lowerRoman"/>
+      <w:lvlText w:val="%6."/>
+      <w:lvlJc w:val="right"/>
+      <w:pPr>
+        <w:ind w:left="2640" w:hanging="440"/>
+      </w:pPr>
+    </w:lvl>
+    <w:lvl w:ilvl="6" w:tplc="0409000F" w:tentative="1">
+      <w:start w:val="1"/>
+      <w:numFmt w:val="decimal"/>
+      <w:lvlText w:val="%7."/>
+      <w:lvlJc w:val="left"/>
+      <w:pPr>
+        <w:ind w:left="3080" w:hanging="440"/>
+      </w:pPr>
+    </w:lvl>
+    <w:lvl w:ilvl="7" w:tplc="04090019" w:tentative="1">
+      <w:start w:val="1"/>
+      <w:numFmt w:val="lowerLetter"/>
+      <w:lvlText w:val="%8)"/>
+      <w:lvlJc w:val="left"/>
+      <w:pPr>
+        <w:ind w:left="3520" w:hanging="440"/>
+      </w:pPr>
+    </w:lvl>
+    <w:lvl w:ilvl="8" w:tplc="0409001B" w:tentative="1">
+      <w:start w:val="1"/>
+      <w:numFmt w:val="lowerRoman"/>
+      <w:lvlText w:val="%9."/>
+      <w:lvlJc w:val="right"/>
+      <w:pPr>
+        <w:ind w:left="3960" w:hanging="440"/>
+      </w:pPr>
+    </w:lvl>
+  </w:abstractNum>
+  <w:num w:numId="1" w16cid:durableId="505289097">
+    <w:abstractNumId w:val="0"/>
+  </w:num>
+</w:numbering>
 </file>
 
 <file path=word/styles.xml><?xml version="1.0" encoding="utf-8"?>

--- a/Document/Document.docx
+++ b/Document/Document.docx
@@ -3565,7 +3565,33 @@
         <w:t>，然后这样参数列表就可以只需要一行代码，而且还可以有</w:t>
       </w:r>
       <w:r>
-        <w:t>DPS式编程注释</w:t>
+        <w:t>DPS</w:t>
+      </w:r>
+      <w:r>
+        <w:rPr>
+          <w:rFonts w:hint="eastAsia"/>
+          <w:b/>
+          <w:bCs/>
+        </w:rPr>
+        <w:t>（</w:t>
+      </w:r>
+      <w:r>
+        <w:rPr>
+          <w:b/>
+          <w:bCs/>
+        </w:rPr>
+        <w:t>Destination-Passing Style</w:t>
+      </w:r>
+      <w:r>
+        <w:rPr>
+          <w:rFonts w:hint="eastAsia"/>
+          <w:b/>
+          <w:bCs/>
+        </w:rPr>
+        <w:t>）</w:t>
+      </w:r>
+      <w:r>
+        <w:t>式编程注释</w:t>
       </w:r>
       <w:r>
         <w:rPr>
@@ -4497,7 +4523,6 @@
   <w:style w:type="character" w:default="1" w:styleId="a0">
     <w:name w:val="Default Paragraph Font"/>
     <w:uiPriority w:val="1"/>
-    <w:semiHidden/>
     <w:unhideWhenUsed/>
   </w:style>
   <w:style w:type="table" w:default="1" w:styleId="a1">

--- a/Document/Document.docx
+++ b/Document/Document.docx
@@ -2502,15 +2502,17 @@
     </w:p>
     <w:p>
       <w:pPr>
-        <w:pStyle w:val="a9"/>
-        <w:numPr>
-          <w:ilvl w:val="0"/>
-          <w:numId w:val="1"/>
-        </w:numPr>
-        <w:rPr>
-          <w:rFonts w:hint="eastAsia"/>
-        </w:rPr>
-      </w:pPr>
+        <w:ind w:firstLineChars="100" w:firstLine="220"/>
+        <w:rPr>
+          <w:rFonts w:hint="eastAsia"/>
+        </w:rPr>
+      </w:pPr>
+      <w:r>
+        <w:rPr>
+          <w:rFonts w:hint="eastAsia"/>
+        </w:rPr>
+        <w:t>①</w:t>
+      </w:r>
       <w:r>
         <w:rPr>
           <w:rFonts w:hint="eastAsia"/>
@@ -2628,15 +2630,17 @@
     </w:p>
     <w:p>
       <w:pPr>
-        <w:pStyle w:val="a9"/>
-        <w:numPr>
-          <w:ilvl w:val="0"/>
-          <w:numId w:val="1"/>
-        </w:numPr>
-        <w:rPr>
-          <w:rFonts w:hint="eastAsia"/>
-        </w:rPr>
-      </w:pPr>
+        <w:ind w:firstLineChars="100" w:firstLine="220"/>
+        <w:rPr>
+          <w:rFonts w:hint="eastAsia"/>
+        </w:rPr>
+      </w:pPr>
+      <w:r>
+        <w:rPr>
+          <w:rFonts w:hint="eastAsia"/>
+        </w:rPr>
+        <w:t>②</w:t>
+      </w:r>
       <w:r>
         <w:rPr>
           <w:rFonts w:hint="eastAsia"/>
@@ -2650,7 +2654,14 @@
         <w:rPr>
           <w:rFonts w:hint="eastAsia"/>
         </w:rPr>
-        <w:t>如果已经做到了</w:t>
+        <w:t>如果已经做到</w:t>
+      </w:r>
+      <w:r>
+        <w:rPr>
+          <w:rFonts w:hint="eastAsia"/>
+        </w:rPr>
+        <w:lastRenderedPageBreak/>
+        <w:t>了</w:t>
       </w:r>
       <w:r>
         <w:rPr>
@@ -2692,14 +2703,7 @@
         <w:rPr>
           <w:rFonts w:hint="eastAsia"/>
         </w:rPr>
-        <w:t>再优化一</w:t>
-      </w:r>
-      <w:r>
-        <w:rPr>
-          <w:rFonts w:hint="eastAsia"/>
-        </w:rPr>
-        <w:lastRenderedPageBreak/>
-        <w:t>下</w:t>
+        <w:t>再优化一下</w:t>
       </w:r>
       <w:r>
         <w:rPr>
@@ -3912,8 +3916,100 @@
       </w:pPr>
     </w:lvl>
   </w:abstractNum>
+  <w:abstractNum w:abstractNumId="1" w15:restartNumberingAfterBreak="0">
+    <w:nsid w:val="242B4139"/>
+    <w:multiLevelType w:val="hybridMultilevel"/>
+    <w:tmpl w:val="D396D20E"/>
+    <w:lvl w:ilvl="0" w:tplc="7892D960">
+      <w:start w:val="1"/>
+      <w:numFmt w:val="decimalEnclosedCircle"/>
+      <w:lvlText w:val="%1"/>
+      <w:lvlJc w:val="left"/>
+      <w:pPr>
+        <w:ind w:left="360" w:hanging="360"/>
+      </w:pPr>
+      <w:rPr>
+        <w:rFonts w:hint="default"/>
+      </w:rPr>
+    </w:lvl>
+    <w:lvl w:ilvl="1" w:tplc="04090019" w:tentative="1">
+      <w:start w:val="1"/>
+      <w:numFmt w:val="lowerLetter"/>
+      <w:lvlText w:val="%2)"/>
+      <w:lvlJc w:val="left"/>
+      <w:pPr>
+        <w:ind w:left="880" w:hanging="440"/>
+      </w:pPr>
+    </w:lvl>
+    <w:lvl w:ilvl="2" w:tplc="0409001B" w:tentative="1">
+      <w:start w:val="1"/>
+      <w:numFmt w:val="lowerRoman"/>
+      <w:lvlText w:val="%3."/>
+      <w:lvlJc w:val="right"/>
+      <w:pPr>
+        <w:ind w:left="1320" w:hanging="440"/>
+      </w:pPr>
+    </w:lvl>
+    <w:lvl w:ilvl="3" w:tplc="0409000F" w:tentative="1">
+      <w:start w:val="1"/>
+      <w:numFmt w:val="decimal"/>
+      <w:lvlText w:val="%4."/>
+      <w:lvlJc w:val="left"/>
+      <w:pPr>
+        <w:ind w:left="1760" w:hanging="440"/>
+      </w:pPr>
+    </w:lvl>
+    <w:lvl w:ilvl="4" w:tplc="04090019" w:tentative="1">
+      <w:start w:val="1"/>
+      <w:numFmt w:val="lowerLetter"/>
+      <w:lvlText w:val="%5)"/>
+      <w:lvlJc w:val="left"/>
+      <w:pPr>
+        <w:ind w:left="2200" w:hanging="440"/>
+      </w:pPr>
+    </w:lvl>
+    <w:lvl w:ilvl="5" w:tplc="0409001B" w:tentative="1">
+      <w:start w:val="1"/>
+      <w:numFmt w:val="lowerRoman"/>
+      <w:lvlText w:val="%6."/>
+      <w:lvlJc w:val="right"/>
+      <w:pPr>
+        <w:ind w:left="2640" w:hanging="440"/>
+      </w:pPr>
+    </w:lvl>
+    <w:lvl w:ilvl="6" w:tplc="0409000F" w:tentative="1">
+      <w:start w:val="1"/>
+      <w:numFmt w:val="decimal"/>
+      <w:lvlText w:val="%7."/>
+      <w:lvlJc w:val="left"/>
+      <w:pPr>
+        <w:ind w:left="3080" w:hanging="440"/>
+      </w:pPr>
+    </w:lvl>
+    <w:lvl w:ilvl="7" w:tplc="04090019" w:tentative="1">
+      <w:start w:val="1"/>
+      <w:numFmt w:val="lowerLetter"/>
+      <w:lvlText w:val="%8)"/>
+      <w:lvlJc w:val="left"/>
+      <w:pPr>
+        <w:ind w:left="3520" w:hanging="440"/>
+      </w:pPr>
+    </w:lvl>
+    <w:lvl w:ilvl="8" w:tplc="0409001B" w:tentative="1">
+      <w:start w:val="1"/>
+      <w:numFmt w:val="lowerRoman"/>
+      <w:lvlText w:val="%9."/>
+      <w:lvlJc w:val="right"/>
+      <w:pPr>
+        <w:ind w:left="3960" w:hanging="440"/>
+      </w:pPr>
+    </w:lvl>
+  </w:abstractNum>
   <w:num w:numId="1" w16cid:durableId="505289097">
     <w:abstractNumId w:val="0"/>
+  </w:num>
+  <w:num w:numId="2" w16cid:durableId="77558379">
+    <w:abstractNumId w:val="1"/>
   </w:num>
 </w:numbering>
 </file>
@@ -4523,6 +4619,7 @@
   <w:style w:type="character" w:default="1" w:styleId="a0">
     <w:name w:val="Default Paragraph Font"/>
     <w:uiPriority w:val="1"/>
+    <w:semiHidden/>
     <w:unhideWhenUsed/>
   </w:style>
   <w:style w:type="table" w:default="1" w:styleId="a1">

--- a/Document/Document.docx
+++ b/Document/Document.docx
@@ -3500,11 +3500,6 @@
       </w:r>
     </w:p>
     <w:p>
-      <w:pPr>
-        <w:rPr>
-          <w:rFonts w:hint="eastAsia"/>
-        </w:rPr>
-      </w:pPr>
       <w:r>
         <w:t>5</w:t>
       </w:r>
@@ -3708,6 +3703,14 @@
         </w:rPr>
         <w:t>具体情况处理。</w:t>
       </w:r>
+    </w:p>
+    <w:p/>
+    <w:p>
+      <w:pPr>
+        <w:rPr>
+          <w:rFonts w:hint="eastAsia"/>
+        </w:rPr>
+      </w:pPr>
     </w:p>
     <w:sectPr>
       <w:footerReference w:type="default" r:id="rId7"/>

--- a/Document/Document.docx
+++ b/Document/Document.docx
@@ -3500,6 +3500,11 @@
       </w:r>
     </w:p>
     <w:p>
+      <w:pPr>
+        <w:rPr>
+          <w:rFonts w:hint="eastAsia"/>
+        </w:rPr>
+      </w:pPr>
       <w:r>
         <w:t>5</w:t>
       </w:r>
@@ -3703,14 +3708,6 @@
         </w:rPr>
         <w:t>具体情况处理。</w:t>
       </w:r>
-    </w:p>
-    <w:p/>
-    <w:p>
-      <w:pPr>
-        <w:rPr>
-          <w:rFonts w:hint="eastAsia"/>
-        </w:rPr>
-      </w:pPr>
     </w:p>
     <w:sectPr>
       <w:footerReference w:type="default" r:id="rId7"/>

--- a/Document/Document.docx
+++ b/Document/Document.docx
@@ -2501,17 +2501,11 @@
       </w:r>
     </w:p>
     <w:p>
-      <w:pPr>
-        <w:ind w:firstLineChars="100" w:firstLine="220"/>
-        <w:rPr>
-          <w:rFonts w:hint="eastAsia"/>
-        </w:rPr>
-      </w:pPr>
-      <w:r>
-        <w:rPr>
-          <w:rFonts w:hint="eastAsia"/>
-        </w:rPr>
-        <w:t>①</w:t>
+      <w:r>
+        <w:rPr>
+          <w:rFonts w:hint="eastAsia"/>
+        </w:rPr>
+        <w:t>①：</w:t>
       </w:r>
       <w:r>
         <w:rPr>
@@ -2630,11 +2624,12 @@
     </w:p>
     <w:p>
       <w:pPr>
-        <w:ind w:firstLineChars="100" w:firstLine="220"/>
-        <w:rPr>
-          <w:rFonts w:hint="eastAsia"/>
-        </w:rPr>
-      </w:pPr>
+        <w:rPr>
+          <w:rFonts w:hint="eastAsia"/>
+        </w:rPr>
+      </w:pPr>
+    </w:p>
+    <w:p>
       <w:r>
         <w:rPr>
           <w:rFonts w:hint="eastAsia"/>
@@ -2645,23 +2640,26 @@
         <w:rPr>
           <w:rFonts w:hint="eastAsia"/>
         </w:rPr>
+        <w:t>：</w:t>
+      </w:r>
+      <w:r>
+        <w:rPr>
+          <w:rFonts w:hint="eastAsia"/>
+        </w:rPr>
         <w:t>要做到真善美的话非常建议</w:t>
       </w:r>
       <w:r>
-        <w:t>对于任意两个模式Y和X，如果X是Y的模式，那Y就应该在X的上层，并且，要做到X即便换了一种模式（状态、模态）（比如X可以切换到模式X1或者模式X2，比如上层ai系统(Y)中的神经网络nn(X)可以切换到bnn神经网络(X1)也可以切换到cnn神经网络(X2)）也可以不改Y的代码就可以正确运行，哪怕X的模式切换是不保留原模式、删除原模式而用新模式替换掉原模式的。</w:t>
-      </w:r>
-      <w:r>
-        <w:rPr>
-          <w:rFonts w:hint="eastAsia"/>
-        </w:rPr>
-        <w:t>如果已经做到</w:t>
-      </w:r>
-      <w:r>
-        <w:rPr>
-          <w:rFonts w:hint="eastAsia"/>
-        </w:rPr>
+        <w:t>对于任意两个模式Y和X，如果X是Y的模式，那Y就应该在X的上层，并且，要做到X即便换了一种模式（状态、模态）（比如X可以切换到模式X1或者模式X2，比如上层ai系统(Y)中的神经网络nn(X)可以切换到bnn神经网络(X1)也可以切换到cnn神经网络(X2)）也可以不改Y的代码就</w:t>
+      </w:r>
+      <w:r>
         <w:lastRenderedPageBreak/>
-        <w:t>了</w:t>
+        <w:t>可以正确运行，哪怕X的模式切换是不保留原模式、删除原模式而用新模式替换掉原模式的。</w:t>
+      </w:r>
+      <w:r>
+        <w:rPr>
+          <w:rFonts w:hint="eastAsia"/>
+        </w:rPr>
+        <w:t>如果已经做到了</w:t>
       </w:r>
       <w:r>
         <w:rPr>
@@ -4005,11 +4003,195 @@
       </w:pPr>
     </w:lvl>
   </w:abstractNum>
+  <w:abstractNum w:abstractNumId="2" w15:restartNumberingAfterBreak="0">
+    <w:nsid w:val="243C50AC"/>
+    <w:multiLevelType w:val="hybridMultilevel"/>
+    <w:tmpl w:val="5D421FC6"/>
+    <w:lvl w:ilvl="0" w:tplc="D5768F20">
+      <w:start w:val="1"/>
+      <w:numFmt w:val="decimalEnclosedCircle"/>
+      <w:lvlText w:val="%1"/>
+      <w:lvlJc w:val="left"/>
+      <w:pPr>
+        <w:ind w:left="360" w:hanging="360"/>
+      </w:pPr>
+      <w:rPr>
+        <w:rFonts w:hint="default"/>
+      </w:rPr>
+    </w:lvl>
+    <w:lvl w:ilvl="1" w:tplc="04090019" w:tentative="1">
+      <w:start w:val="1"/>
+      <w:numFmt w:val="lowerLetter"/>
+      <w:lvlText w:val="%2)"/>
+      <w:lvlJc w:val="left"/>
+      <w:pPr>
+        <w:ind w:left="880" w:hanging="440"/>
+      </w:pPr>
+    </w:lvl>
+    <w:lvl w:ilvl="2" w:tplc="0409001B" w:tentative="1">
+      <w:start w:val="1"/>
+      <w:numFmt w:val="lowerRoman"/>
+      <w:lvlText w:val="%3."/>
+      <w:lvlJc w:val="right"/>
+      <w:pPr>
+        <w:ind w:left="1320" w:hanging="440"/>
+      </w:pPr>
+    </w:lvl>
+    <w:lvl w:ilvl="3" w:tplc="0409000F" w:tentative="1">
+      <w:start w:val="1"/>
+      <w:numFmt w:val="decimal"/>
+      <w:lvlText w:val="%4."/>
+      <w:lvlJc w:val="left"/>
+      <w:pPr>
+        <w:ind w:left="1760" w:hanging="440"/>
+      </w:pPr>
+    </w:lvl>
+    <w:lvl w:ilvl="4" w:tplc="04090019" w:tentative="1">
+      <w:start w:val="1"/>
+      <w:numFmt w:val="lowerLetter"/>
+      <w:lvlText w:val="%5)"/>
+      <w:lvlJc w:val="left"/>
+      <w:pPr>
+        <w:ind w:left="2200" w:hanging="440"/>
+      </w:pPr>
+    </w:lvl>
+    <w:lvl w:ilvl="5" w:tplc="0409001B" w:tentative="1">
+      <w:start w:val="1"/>
+      <w:numFmt w:val="lowerRoman"/>
+      <w:lvlText w:val="%6."/>
+      <w:lvlJc w:val="right"/>
+      <w:pPr>
+        <w:ind w:left="2640" w:hanging="440"/>
+      </w:pPr>
+    </w:lvl>
+    <w:lvl w:ilvl="6" w:tplc="0409000F" w:tentative="1">
+      <w:start w:val="1"/>
+      <w:numFmt w:val="decimal"/>
+      <w:lvlText w:val="%7."/>
+      <w:lvlJc w:val="left"/>
+      <w:pPr>
+        <w:ind w:left="3080" w:hanging="440"/>
+      </w:pPr>
+    </w:lvl>
+    <w:lvl w:ilvl="7" w:tplc="04090019" w:tentative="1">
+      <w:start w:val="1"/>
+      <w:numFmt w:val="lowerLetter"/>
+      <w:lvlText w:val="%8)"/>
+      <w:lvlJc w:val="left"/>
+      <w:pPr>
+        <w:ind w:left="3520" w:hanging="440"/>
+      </w:pPr>
+    </w:lvl>
+    <w:lvl w:ilvl="8" w:tplc="0409001B" w:tentative="1">
+      <w:start w:val="1"/>
+      <w:numFmt w:val="lowerRoman"/>
+      <w:lvlText w:val="%9."/>
+      <w:lvlJc w:val="right"/>
+      <w:pPr>
+        <w:ind w:left="3960" w:hanging="440"/>
+      </w:pPr>
+    </w:lvl>
+  </w:abstractNum>
+  <w:abstractNum w:abstractNumId="3" w15:restartNumberingAfterBreak="0">
+    <w:nsid w:val="73500F0B"/>
+    <w:multiLevelType w:val="hybridMultilevel"/>
+    <w:tmpl w:val="733EA988"/>
+    <w:lvl w:ilvl="0" w:tplc="375E87A0">
+      <w:start w:val="1"/>
+      <w:numFmt w:val="decimalEnclosedCircle"/>
+      <w:lvlText w:val="%1"/>
+      <w:lvlJc w:val="left"/>
+      <w:pPr>
+        <w:ind w:left="360" w:hanging="360"/>
+      </w:pPr>
+      <w:rPr>
+        <w:rFonts w:hint="default"/>
+      </w:rPr>
+    </w:lvl>
+    <w:lvl w:ilvl="1" w:tplc="04090019" w:tentative="1">
+      <w:start w:val="1"/>
+      <w:numFmt w:val="lowerLetter"/>
+      <w:lvlText w:val="%2)"/>
+      <w:lvlJc w:val="left"/>
+      <w:pPr>
+        <w:ind w:left="880" w:hanging="440"/>
+      </w:pPr>
+    </w:lvl>
+    <w:lvl w:ilvl="2" w:tplc="0409001B" w:tentative="1">
+      <w:start w:val="1"/>
+      <w:numFmt w:val="lowerRoman"/>
+      <w:lvlText w:val="%3."/>
+      <w:lvlJc w:val="right"/>
+      <w:pPr>
+        <w:ind w:left="1320" w:hanging="440"/>
+      </w:pPr>
+    </w:lvl>
+    <w:lvl w:ilvl="3" w:tplc="0409000F" w:tentative="1">
+      <w:start w:val="1"/>
+      <w:numFmt w:val="decimal"/>
+      <w:lvlText w:val="%4."/>
+      <w:lvlJc w:val="left"/>
+      <w:pPr>
+        <w:ind w:left="1760" w:hanging="440"/>
+      </w:pPr>
+    </w:lvl>
+    <w:lvl w:ilvl="4" w:tplc="04090019" w:tentative="1">
+      <w:start w:val="1"/>
+      <w:numFmt w:val="lowerLetter"/>
+      <w:lvlText w:val="%5)"/>
+      <w:lvlJc w:val="left"/>
+      <w:pPr>
+        <w:ind w:left="2200" w:hanging="440"/>
+      </w:pPr>
+    </w:lvl>
+    <w:lvl w:ilvl="5" w:tplc="0409001B" w:tentative="1">
+      <w:start w:val="1"/>
+      <w:numFmt w:val="lowerRoman"/>
+      <w:lvlText w:val="%6."/>
+      <w:lvlJc w:val="right"/>
+      <w:pPr>
+        <w:ind w:left="2640" w:hanging="440"/>
+      </w:pPr>
+    </w:lvl>
+    <w:lvl w:ilvl="6" w:tplc="0409000F" w:tentative="1">
+      <w:start w:val="1"/>
+      <w:numFmt w:val="decimal"/>
+      <w:lvlText w:val="%7."/>
+      <w:lvlJc w:val="left"/>
+      <w:pPr>
+        <w:ind w:left="3080" w:hanging="440"/>
+      </w:pPr>
+    </w:lvl>
+    <w:lvl w:ilvl="7" w:tplc="04090019" w:tentative="1">
+      <w:start w:val="1"/>
+      <w:numFmt w:val="lowerLetter"/>
+      <w:lvlText w:val="%8)"/>
+      <w:lvlJc w:val="left"/>
+      <w:pPr>
+        <w:ind w:left="3520" w:hanging="440"/>
+      </w:pPr>
+    </w:lvl>
+    <w:lvl w:ilvl="8" w:tplc="0409001B" w:tentative="1">
+      <w:start w:val="1"/>
+      <w:numFmt w:val="lowerRoman"/>
+      <w:lvlText w:val="%9."/>
+      <w:lvlJc w:val="right"/>
+      <w:pPr>
+        <w:ind w:left="3960" w:hanging="440"/>
+      </w:pPr>
+    </w:lvl>
+  </w:abstractNum>
   <w:num w:numId="1" w16cid:durableId="505289097">
     <w:abstractNumId w:val="0"/>
   </w:num>
   <w:num w:numId="2" w16cid:durableId="77558379">
     <w:abstractNumId w:val="1"/>
+  </w:num>
+  <w:num w:numId="3" w16cid:durableId="1235819150">
+    <w:abstractNumId w:val="2"/>
+  </w:num>
+  <w:num w:numId="4" w16cid:durableId="1065571727">
+    <w:abstractNumId w:val="3"/>
   </w:num>
 </w:numbering>
 </file>

--- a/Document/Document.docx
+++ b/Document/Document.docx
@@ -2501,6 +2501,11 @@
       </w:r>
     </w:p>
     <w:p>
+      <w:pPr>
+        <w:rPr>
+          <w:rFonts w:hint="eastAsia"/>
+        </w:rPr>
+      </w:pPr>
       <w:r>
         <w:rPr>
           <w:rFonts w:hint="eastAsia"/>
@@ -2630,6 +2635,11 @@
       </w:pPr>
     </w:p>
     <w:p>
+      <w:pPr>
+        <w:rPr>
+          <w:rFonts w:hint="eastAsia"/>
+        </w:rPr>
+      </w:pPr>
       <w:r>
         <w:rPr>
           <w:rFonts w:hint="eastAsia"/>
@@ -3185,6 +3195,18 @@
       </w:r>
       <w:r>
         <w:t>应该先在脑海中构建一套真善美的实现了效果E的映射系统S’=&lt;X’,f’,Y’&gt;，然后尽量让f’中有的(模式)f中也有，f’中没有的(模式)f中也没有</w:t>
+      </w:r>
+      <w:r>
+        <w:rPr>
+          <w:rFonts w:hint="eastAsia"/>
+        </w:rPr>
+        <w:t>，比如神经网络是映射器的模式，而映射器是算法系统的模式，则神经网络也是算法系统的模式，那么所有算法系统的模式的神经网络的外延的元素的代码就放在算法系统的下一层目录，但是这些算法系统的模式的神经网络的任意一个同时是某个映射器的外延的元素的模式，因此其同时也放在这个映射器的下一层目录，也就是说这个神经网络同时存在于两个目录，</w:t>
+      </w:r>
+      <w:r>
+        <w:rPr>
+          <w:rFonts w:hint="eastAsia"/>
+        </w:rPr>
+        <w:t>然后最高层那个目录是抽象基类，下面的层的就是具体实现。</w:t>
       </w:r>
     </w:p>
     <w:p>

--- a/Document/Document.docx
+++ b/Document/Document.docx
@@ -3206,7 +3206,19 @@
         <w:rPr>
           <w:rFonts w:hint="eastAsia"/>
         </w:rPr>
-        <w:t>然后最高层那个目录是抽象基类，下面的层的就是具体实现。</w:t>
+        <w:t>然后最高层那个目录是抽象基类，下面的层的就是具体实现</w:t>
+      </w:r>
+      <w:r>
+        <w:rPr>
+          <w:rFonts w:hint="eastAsia"/>
+        </w:rPr>
+        <w:t>，如果把这里的“算法系统“换成更高层的“智能体”也是一样的</w:t>
+      </w:r>
+      <w:r>
+        <w:rPr>
+          <w:rFonts w:hint="eastAsia"/>
+        </w:rPr>
+        <w:t>。</w:t>
       </w:r>
     </w:p>
     <w:p>

--- a/Document/Document.docx
+++ b/Document/Document.docx
@@ -3212,7 +3212,19 @@
         <w:rPr>
           <w:rFonts w:hint="eastAsia"/>
         </w:rPr>
-        <w:t>，如果把这里的“算法系统“换成更高层的“智能体”也是一样的</w:t>
+        <w:t>，如果把这里的“算法系统</w:t>
+      </w:r>
+      <w:r>
+        <w:rPr>
+          <w:rFonts w:hint="eastAsia"/>
+        </w:rPr>
+        <w:t>”</w:t>
+      </w:r>
+      <w:r>
+        <w:rPr>
+          <w:rFonts w:hint="eastAsia"/>
+        </w:rPr>
+        <w:t>换成更高层的“智能体”也是一样的</w:t>
       </w:r>
       <w:r>
         <w:rPr>

--- a/Document/Document.docx
+++ b/Document/Document.docx
@@ -3544,11 +3544,6 @@
       </w:r>
     </w:p>
     <w:p>
-      <w:pPr>
-        <w:rPr>
-          <w:rFonts w:hint="eastAsia"/>
-        </w:rPr>
-      </w:pPr>
       <w:r>
         <w:t>5</w:t>
       </w:r>
@@ -3753,6 +3748,9 @@
         <w:t>具体情况处理。</w:t>
       </w:r>
     </w:p>
+    <w:p/>
+    <w:p/>
+    <w:p/>
     <w:sectPr>
       <w:footerReference w:type="default" r:id="rId7"/>
       <w:pgSz w:w="11906" w:h="16838"/>

--- a/Document/Document.docx
+++ b/Document/Document.docx
@@ -3544,6 +3544,11 @@
       </w:r>
     </w:p>
     <w:p>
+      <w:pPr>
+        <w:rPr>
+          <w:rFonts w:hint="eastAsia"/>
+        </w:rPr>
+      </w:pPr>
       <w:r>
         <w:t>5</w:t>
       </w:r>
@@ -3748,9 +3753,6 @@
         <w:t>具体情况处理。</w:t>
       </w:r>
     </w:p>
-    <w:p/>
-    <w:p/>
-    <w:p/>
     <w:sectPr>
       <w:footerReference w:type="default" r:id="rId7"/>
       <w:pgSz w:w="11906" w:h="16838"/>

--- a/Document/Document.docx
+++ b/Document/Document.docx
@@ -5,9 +5,6 @@
     <w:p>
       <w:pPr>
         <w:pStyle w:val="2"/>
-        <w:rPr>
-          <w:rFonts w:hint="eastAsia"/>
-        </w:rPr>
       </w:pPr>
       <w:r>
         <w:rPr>
@@ -17,11 +14,6 @@
       </w:r>
     </w:p>
     <w:p>
-      <w:pPr>
-        <w:rPr>
-          <w:rFonts w:hint="eastAsia"/>
-        </w:rPr>
-      </w:pPr>
       <w:r>
         <w:rPr>
           <w:rFonts w:hint="eastAsia"/>
@@ -39,11 +31,6 @@
       </w:r>
     </w:p>
     <w:p>
-      <w:pPr>
-        <w:rPr>
-          <w:rFonts w:hint="eastAsia"/>
-        </w:rPr>
-      </w:pPr>
       <w:r>
         <w:rPr>
           <w:rFonts w:hint="eastAsia"/>
@@ -52,11 +39,6 @@
       </w:r>
     </w:p>
     <w:p>
-      <w:pPr>
-        <w:rPr>
-          <w:rFonts w:hint="eastAsia"/>
-        </w:rPr>
-      </w:pPr>
       <w:r>
         <w:rPr>
           <w:rFonts w:hint="eastAsia"/>
@@ -65,11 +47,6 @@
       </w:r>
     </w:p>
     <w:p>
-      <w:pPr>
-        <w:rPr>
-          <w:rFonts w:hint="eastAsia"/>
-        </w:rPr>
-      </w:pPr>
       <w:r>
         <w:rPr>
           <w:rFonts w:hint="eastAsia"/>
@@ -78,11 +55,6 @@
       </w:r>
     </w:p>
     <w:p>
-      <w:pPr>
-        <w:rPr>
-          <w:rFonts w:hint="eastAsia"/>
-        </w:rPr>
-      </w:pPr>
       <w:r>
         <w:rPr>
           <w:rFonts w:hint="eastAsia"/>
@@ -91,11 +63,6 @@
       </w:r>
     </w:p>
     <w:p>
-      <w:pPr>
-        <w:rPr>
-          <w:rFonts w:hint="eastAsia"/>
-        </w:rPr>
-      </w:pPr>
       <w:r>
         <w:rPr>
           <w:rFonts w:hint="eastAsia"/>
@@ -149,11 +116,6 @@
       </w:r>
     </w:p>
     <w:p>
-      <w:pPr>
-        <w:rPr>
-          <w:rFonts w:hint="eastAsia"/>
-        </w:rPr>
-      </w:pPr>
       <w:r>
         <w:rPr>
           <w:rFonts w:hint="eastAsia"/>
@@ -162,11 +124,6 @@
       </w:r>
     </w:p>
     <w:p>
-      <w:pPr>
-        <w:rPr>
-          <w:rFonts w:hint="eastAsia"/>
-        </w:rPr>
-      </w:pPr>
       <w:r>
         <w:rPr>
           <w:rFonts w:hint="eastAsia"/>
@@ -232,11 +189,6 @@
       </w:r>
     </w:p>
     <w:p>
-      <w:pPr>
-        <w:rPr>
-          <w:rFonts w:hint="eastAsia"/>
-        </w:rPr>
-      </w:pPr>
       <w:r>
         <w:rPr>
           <w:rFonts w:hint="eastAsia"/>
@@ -253,19 +205,8 @@
         <w:t>。</w:t>
       </w:r>
     </w:p>
-    <w:p>
-      <w:pPr>
-        <w:rPr>
-          <w:rFonts w:hint="eastAsia"/>
-        </w:rPr>
-      </w:pPr>
-    </w:p>
-    <w:p>
-      <w:pPr>
-        <w:rPr>
-          <w:rFonts w:hint="eastAsia"/>
-        </w:rPr>
-      </w:pPr>
+    <w:p/>
+    <w:p>
       <w:r>
         <w:rPr>
           <w:rFonts w:hint="eastAsia"/>
@@ -283,11 +224,6 @@
       </w:r>
     </w:p>
     <w:p>
-      <w:pPr>
-        <w:rPr>
-          <w:rFonts w:hint="eastAsia"/>
-        </w:rPr>
-      </w:pPr>
       <w:r>
         <w:rPr>
           <w:rFonts w:hint="eastAsia"/>
@@ -296,11 +232,6 @@
       </w:r>
     </w:p>
     <w:p>
-      <w:pPr>
-        <w:rPr>
-          <w:rFonts w:hint="eastAsia"/>
-        </w:rPr>
-      </w:pPr>
       <w:r>
         <w:rPr>
           <w:rFonts w:hint="eastAsia"/>
@@ -330,11 +261,6 @@
       </w:r>
     </w:p>
     <w:p>
-      <w:pPr>
-        <w:rPr>
-          <w:rFonts w:hint="eastAsia"/>
-        </w:rPr>
-      </w:pPr>
       <w:r>
         <w:rPr>
           <w:rFonts w:hint="eastAsia"/>
@@ -349,11 +275,6 @@
       </w:r>
     </w:p>
     <w:p>
-      <w:pPr>
-        <w:rPr>
-          <w:rFonts w:hint="eastAsia"/>
-        </w:rPr>
-      </w:pPr>
       <w:r>
         <w:rPr>
           <w:rFonts w:hint="eastAsia"/>
@@ -362,11 +283,6 @@
       </w:r>
     </w:p>
     <w:p>
-      <w:pPr>
-        <w:rPr>
-          <w:rFonts w:hint="eastAsia"/>
-        </w:rPr>
-      </w:pPr>
       <w:r>
         <w:rPr>
           <w:rFonts w:hint="eastAsia"/>
@@ -402,11 +318,6 @@
       </w:r>
     </w:p>
     <w:p>
-      <w:pPr>
-        <w:rPr>
-          <w:rFonts w:hint="eastAsia"/>
-        </w:rPr>
-      </w:pPr>
       <w:r>
         <w:rPr>
           <w:rFonts w:hint="eastAsia"/>
@@ -429,26 +340,9 @@
         <w:t>。</w:t>
       </w:r>
     </w:p>
-    <w:p>
-      <w:pPr>
-        <w:rPr>
-          <w:rFonts w:hint="eastAsia"/>
-        </w:rPr>
-      </w:pPr>
-    </w:p>
-    <w:p>
-      <w:pPr>
-        <w:rPr>
-          <w:rFonts w:hint="eastAsia"/>
-        </w:rPr>
-      </w:pPr>
-    </w:p>
-    <w:p>
-      <w:pPr>
-        <w:rPr>
-          <w:rFonts w:hint="eastAsia"/>
-        </w:rPr>
-      </w:pPr>
+    <w:p/>
+    <w:p/>
+    <w:p>
       <w:r>
         <w:rPr>
           <w:rFonts w:hint="eastAsia"/>
@@ -464,11 +358,6 @@
       </w:r>
     </w:p>
     <w:p>
-      <w:pPr>
-        <w:rPr>
-          <w:rFonts w:hint="eastAsia"/>
-        </w:rPr>
-      </w:pPr>
       <w:r>
         <w:rPr>
           <w:rFonts w:hint="eastAsia"/>
@@ -477,31 +366,16 @@
       </w:r>
     </w:p>
     <w:p>
-      <w:pPr>
-        <w:rPr>
-          <w:rFonts w:hint="eastAsia"/>
-        </w:rPr>
-      </w:pPr>
       <w:r>
         <w:t>问：将意识世界里的东西在物质世界的代码系统里实现需要注意哪些点？</w:t>
       </w:r>
     </w:p>
     <w:p>
-      <w:pPr>
-        <w:rPr>
-          <w:rFonts w:hint="eastAsia"/>
-        </w:rPr>
-      </w:pPr>
       <w:r>
         <w:t>答：</w:t>
       </w:r>
     </w:p>
     <w:p>
-      <w:pPr>
-        <w:rPr>
-          <w:rFonts w:hint="eastAsia"/>
-        </w:rPr>
-      </w:pPr>
       <w:r>
         <w:rPr>
           <w:rFonts w:hint="eastAsia"/>
@@ -594,11 +468,6 @@
       </w:r>
     </w:p>
     <w:p>
-      <w:pPr>
-        <w:rPr>
-          <w:rFonts w:hint="eastAsia"/>
-        </w:rPr>
-      </w:pPr>
       <w:r>
         <w:rPr>
           <w:rFonts w:hint="eastAsia"/>
@@ -624,33 +493,10 @@
         <w:t>相对与其它的非哲学分析路径而言很简洁快速地迭代到了当前的正确答案，所以还是有价值的，所以予以保留。</w:t>
       </w:r>
     </w:p>
-    <w:p>
-      <w:pPr>
-        <w:rPr>
-          <w:rFonts w:hint="eastAsia"/>
-        </w:rPr>
-      </w:pPr>
-    </w:p>
-    <w:p>
-      <w:pPr>
-        <w:rPr>
-          <w:rFonts w:hint="eastAsia"/>
-        </w:rPr>
-      </w:pPr>
-    </w:p>
-    <w:p>
-      <w:pPr>
-        <w:rPr>
-          <w:rFonts w:hint="eastAsia"/>
-        </w:rPr>
-      </w:pPr>
-    </w:p>
-    <w:p>
-      <w:pPr>
-        <w:rPr>
-          <w:rFonts w:hint="eastAsia"/>
-        </w:rPr>
-      </w:pPr>
+    <w:p/>
+    <w:p/>
+    <w:p/>
+    <w:p>
       <w:r>
         <w:rPr>
           <w:rFonts w:hint="eastAsia"/>
@@ -671,11 +517,6 @@
       </w:r>
     </w:p>
     <w:p>
-      <w:pPr>
-        <w:rPr>
-          <w:rFonts w:hint="eastAsia"/>
-        </w:rPr>
-      </w:pPr>
       <w:r>
         <w:t>问：将意识世界里的东西在物质世界的代码系统里实现需要注意哪些点</w:t>
       </w:r>
@@ -690,11 +531,6 @@
       </w:r>
     </w:p>
     <w:p>
-      <w:pPr>
-        <w:rPr>
-          <w:rFonts w:hint="eastAsia"/>
-        </w:rPr>
-      </w:pPr>
       <w:r>
         <w:t>答：</w:t>
       </w:r>
@@ -748,11 +584,6 @@
       </w:r>
     </w:p>
     <w:p>
-      <w:pPr>
-        <w:rPr>
-          <w:rFonts w:hint="eastAsia"/>
-        </w:rPr>
-      </w:pPr>
       <w:r>
         <w:rPr>
           <w:rFonts w:hint="eastAsia"/>
@@ -959,11 +790,6 @@
       </w:r>
     </w:p>
     <w:p>
-      <w:pPr>
-        <w:rPr>
-          <w:rFonts w:hint="eastAsia"/>
-        </w:rPr>
-      </w:pPr>
       <w:r>
         <w:rPr>
           <w:rFonts w:hint="eastAsia"/>
@@ -1008,11 +834,6 @@
       </w:r>
     </w:p>
     <w:p>
-      <w:pPr>
-        <w:rPr>
-          <w:rFonts w:hint="eastAsia"/>
-        </w:rPr>
-      </w:pPr>
       <w:r>
         <w:t>示例</w:t>
       </w:r>
@@ -1087,11 +908,6 @@
       </w:r>
     </w:p>
     <w:p>
-      <w:pPr>
-        <w:rPr>
-          <w:rFonts w:hint="eastAsia"/>
-        </w:rPr>
-      </w:pPr>
       <w:r>
         <w:rPr>
           <w:rFonts w:hint="eastAsia"/>
@@ -1100,11 +916,6 @@
       </w:r>
     </w:p>
     <w:p>
-      <w:pPr>
-        <w:rPr>
-          <w:rFonts w:hint="eastAsia"/>
-        </w:rPr>
-      </w:pPr>
       <w:r>
         <w:rPr>
           <w:rFonts w:hint="eastAsia"/>
@@ -1138,11 +949,6 @@
       </w:r>
     </w:p>
     <w:p>
-      <w:pPr>
-        <w:rPr>
-          <w:rFonts w:hint="eastAsia"/>
-        </w:rPr>
-      </w:pPr>
       <w:r>
         <w:rPr>
           <w:rFonts w:hint="eastAsia"/>
@@ -1220,11 +1026,6 @@
       </w:r>
     </w:p>
     <w:p>
-      <w:pPr>
-        <w:rPr>
-          <w:rFonts w:hint="eastAsia"/>
-        </w:rPr>
-      </w:pPr>
       <w:r>
         <w:rPr>
           <w:rFonts w:hint="eastAsia"/>
@@ -1384,28 +1185,13 @@
         <w:t>（模式）”的话那感觉对的概率最大）</w:t>
       </w:r>
     </w:p>
-    <w:p>
-      <w:pPr>
-        <w:rPr>
-          <w:rFonts w:hint="eastAsia"/>
-        </w:rPr>
-      </w:pPr>
-    </w:p>
-    <w:p>
-      <w:pPr>
-        <w:rPr>
-          <w:rFonts w:hint="eastAsia"/>
-        </w:rPr>
-      </w:pPr>
-    </w:p>
+    <w:p/>
+    <w:p/>
     <w:p>
       <w:pPr>
         <w:pBdr>
           <w:bottom w:val="thinThickThinMediumGap" w:sz="18" w:space="1" w:color="auto"/>
         </w:pBdr>
-        <w:rPr>
-          <w:rFonts w:hint="eastAsia"/>
-        </w:rPr>
       </w:pPr>
       <w:r>
         <w:rPr>
@@ -1459,24 +1245,10 @@
         <w:pBdr>
           <w:bottom w:val="thinThickThinMediumGap" w:sz="18" w:space="1" w:color="auto"/>
         </w:pBdr>
-        <w:rPr>
-          <w:rFonts w:hint="eastAsia"/>
-        </w:rPr>
-      </w:pPr>
-    </w:p>
-    <w:p>
-      <w:pPr>
-        <w:rPr>
-          <w:rFonts w:hint="eastAsia"/>
-        </w:rPr>
-      </w:pPr>
-    </w:p>
-    <w:p>
-      <w:pPr>
-        <w:rPr>
-          <w:rFonts w:hint="eastAsia"/>
-        </w:rPr>
-      </w:pPr>
+      </w:pPr>
+    </w:p>
+    <w:p/>
+    <w:p>
       <w:r>
         <w:rPr>
           <w:rFonts w:hint="eastAsia"/>
@@ -1531,24 +1303,10 @@
         <w:pBdr>
           <w:bottom w:val="thinThickThinMediumGap" w:sz="18" w:space="1" w:color="auto"/>
         </w:pBdr>
-        <w:rPr>
-          <w:rFonts w:hint="eastAsia"/>
-        </w:rPr>
-      </w:pPr>
-    </w:p>
-    <w:p>
-      <w:pPr>
-        <w:rPr>
-          <w:rFonts w:hint="eastAsia"/>
-        </w:rPr>
-      </w:pPr>
-    </w:p>
-    <w:p>
-      <w:pPr>
-        <w:rPr>
-          <w:rFonts w:hint="eastAsia"/>
-        </w:rPr>
-      </w:pPr>
+      </w:pPr>
+    </w:p>
+    <w:p/>
+    <w:p>
       <w:r>
         <w:rPr>
           <w:rFonts w:hint="eastAsia"/>
@@ -1563,11 +1321,6 @@
       </w:r>
     </w:p>
     <w:p>
-      <w:pPr>
-        <w:rPr>
-          <w:rFonts w:hint="eastAsia"/>
-        </w:rPr>
-      </w:pPr>
       <w:r>
         <w:rPr>
           <w:rFonts w:hint="eastAsia"/>
@@ -1576,11 +1329,6 @@
       </w:r>
     </w:p>
     <w:p>
-      <w:pPr>
-        <w:rPr>
-          <w:rFonts w:hint="eastAsia"/>
-        </w:rPr>
-      </w:pPr>
       <w:r>
         <w:rPr>
           <w:rFonts w:hint="eastAsia"/>
@@ -1589,11 +1337,6 @@
       </w:r>
     </w:p>
     <w:p>
-      <w:pPr>
-        <w:rPr>
-          <w:rFonts w:hint="eastAsia"/>
-        </w:rPr>
-      </w:pPr>
       <w:r>
         <w:rPr>
           <w:rFonts w:hint="eastAsia"/>
@@ -1602,11 +1345,6 @@
       </w:r>
     </w:p>
     <w:p>
-      <w:pPr>
-        <w:rPr>
-          <w:rFonts w:hint="eastAsia"/>
-        </w:rPr>
-      </w:pPr>
       <w:r>
         <w:rPr>
           <w:rFonts w:hint="eastAsia"/>
@@ -1615,11 +1353,6 @@
       </w:r>
     </w:p>
     <w:p>
-      <w:pPr>
-        <w:rPr>
-          <w:rFonts w:hint="eastAsia"/>
-        </w:rPr>
-      </w:pPr>
       <w:r>
         <w:rPr>
           <w:rFonts w:hint="eastAsia"/>
@@ -1628,19 +1361,8 @@
         <w:t>4.用实在的东西把不实在的东西转化为实在的东西。</w:t>
       </w:r>
     </w:p>
-    <w:p>
-      <w:pPr>
-        <w:rPr>
-          <w:rFonts w:hint="eastAsia"/>
-        </w:rPr>
-      </w:pPr>
-    </w:p>
-    <w:p>
-      <w:pPr>
-        <w:rPr>
-          <w:rFonts w:hint="eastAsia"/>
-        </w:rPr>
-      </w:pPr>
+    <w:p/>
+    <w:p>
       <w:r>
         <w:rPr>
           <w:rFonts w:hint="eastAsia"/>
@@ -1651,9 +1373,6 @@
     <w:p>
       <w:pPr>
         <w:pStyle w:val="2"/>
-        <w:rPr>
-          <w:rFonts w:hint="eastAsia"/>
-        </w:rPr>
       </w:pPr>
       <w:r>
         <w:rPr>
@@ -1665,9 +1384,6 @@
     <w:p>
       <w:pPr>
         <w:pStyle w:val="4"/>
-        <w:rPr>
-          <w:rFonts w:hint="eastAsia"/>
-        </w:rPr>
       </w:pPr>
       <w:r>
         <w:rPr>
@@ -1677,24 +1393,28 @@
       </w:r>
     </w:p>
     <w:p>
-      <w:pPr>
-        <w:rPr>
-          <w:rFonts w:hint="eastAsia"/>
-        </w:rPr>
-      </w:pPr>
-      <w:r>
-        <w:rPr>
-          <w:rFonts w:hint="eastAsia"/>
-        </w:rPr>
-        <w:t>任何代码系统都是一个映射系统</w:t>
+      <w:r>
+        <w:rPr>
+          <w:rFonts w:hint="eastAsia"/>
+        </w:rPr>
+        <w:t>任何</w:t>
+      </w:r>
+      <w:r>
+        <w:rPr>
+          <w:rFonts w:hint="eastAsia"/>
+        </w:rPr>
+        <w:t>可设计</w:t>
+      </w:r>
+      <w:r>
+        <w:rPr>
+          <w:rFonts w:hint="eastAsia"/>
+        </w:rPr>
+        <w:t>系统都是一个映射系统</w:t>
       </w:r>
     </w:p>
     <w:p>
       <w:pPr>
         <w:pStyle w:val="4"/>
-        <w:rPr>
-          <w:rFonts w:hint="eastAsia"/>
-        </w:rPr>
       </w:pPr>
       <w:r>
         <w:rPr>
@@ -1704,11 +1424,6 @@
       </w:r>
     </w:p>
     <w:p>
-      <w:pPr>
-        <w:rPr>
-          <w:rFonts w:hint="eastAsia"/>
-        </w:rPr>
-      </w:pPr>
       <w:r>
         <w:rPr>
           <w:rFonts w:hint="eastAsia"/>
@@ -1717,11 +1432,6 @@
       </w:r>
     </w:p>
     <w:p>
-      <w:pPr>
-        <w:rPr>
-          <w:rFonts w:hint="eastAsia"/>
-        </w:rPr>
-      </w:pPr>
       <w:r>
         <w:rPr>
           <w:rFonts w:hint="eastAsia"/>
@@ -1748,11 +1458,6 @@
       </w:r>
     </w:p>
     <w:p>
-      <w:pPr>
-        <w:rPr>
-          <w:rFonts w:hint="eastAsia"/>
-        </w:rPr>
-      </w:pPr>
       <w:r>
         <w:rPr>
           <w:rFonts w:hint="eastAsia"/>
@@ -1847,11 +1552,6 @@
       </w:r>
     </w:p>
     <w:p>
-      <w:pPr>
-        <w:rPr>
-          <w:rFonts w:hint="eastAsia"/>
-        </w:rPr>
-      </w:pPr>
       <w:r>
         <w:rPr>
           <w:rFonts w:hint="eastAsia"/>
@@ -1949,11 +1649,6 @@
       </w:r>
     </w:p>
     <w:p>
-      <w:pPr>
-        <w:rPr>
-          <w:rFonts w:hint="eastAsia"/>
-        </w:rPr>
-      </w:pPr>
       <w:r>
         <w:t>某</w:t>
       </w:r>
@@ -2069,9 +1764,6 @@
     <w:p>
       <w:pPr>
         <w:pStyle w:val="4"/>
-        <w:rPr>
-          <w:rFonts w:hint="eastAsia"/>
-        </w:rPr>
       </w:pPr>
       <w:r>
         <w:rPr>
@@ -2083,7 +1775,6 @@
     <w:p>
       <w:pPr>
         <w:rPr>
-          <w:rFonts w:hint="eastAsia"/>
           <w:kern w:val="0"/>
           <w14:ligatures w14:val="none"/>
         </w:rPr>
@@ -2489,9 +2180,6 @@
     <w:p>
       <w:pPr>
         <w:pStyle w:val="4"/>
-        <w:rPr>
-          <w:rFonts w:hint="eastAsia"/>
-        </w:rPr>
       </w:pPr>
       <w:r>
         <w:rPr>
@@ -2502,15 +2190,17 @@
     </w:p>
     <w:p>
       <w:pPr>
-        <w:rPr>
-          <w:rFonts w:hint="eastAsia"/>
-        </w:rPr>
-      </w:pPr>
-      <w:r>
-        <w:rPr>
-          <w:rFonts w:hint="eastAsia"/>
-        </w:rPr>
-        <w:t>①：</w:t>
+        <w:pStyle w:val="a9"/>
+        <w:numPr>
+          <w:ilvl w:val="0"/>
+          <w:numId w:val="5"/>
+        </w:numPr>
+      </w:pPr>
+      <w:r>
+        <w:rPr>
+          <w:rFonts w:hint="eastAsia"/>
+        </w:rPr>
+        <w:t>：</w:t>
       </w:r>
       <w:r>
         <w:rPr>
@@ -2525,7 +2215,7 @@
         <w:rPr>
           <w:rFonts w:hint="eastAsia"/>
         </w:rPr>
-        <w:t>代码</w:t>
+        <w:t>可设计</w:t>
       </w:r>
       <w:r>
         <w:t>系统S</w:t>
@@ -2543,7 +2233,31 @@
         <w:rPr>
           <w:rFonts w:hint="eastAsia"/>
         </w:rPr>
-        <w:t>时，如果想让编程的认知成本很低的话，不管是单人还是多人的，根据上述可知，应该先在脑海中构建一套真善美的实现了</w:t>
+        <w:t>时，如果想让</w:t>
+      </w:r>
+      <w:r>
+        <w:rPr>
+          <w:rFonts w:hint="eastAsia"/>
+        </w:rPr>
+        <w:t>设计（比如编程）</w:t>
+      </w:r>
+      <w:r>
+        <w:rPr>
+          <w:rFonts w:hint="eastAsia"/>
+        </w:rPr>
+        <w:t>的认知成本很低的话，不管是单人还是多人的</w:t>
+      </w:r>
+      <w:r>
+        <w:rPr>
+          <w:rFonts w:hint="eastAsia"/>
+        </w:rPr>
+        <w:t>设计</w:t>
+      </w:r>
+      <w:r>
+        <w:rPr>
+          <w:rFonts w:hint="eastAsia"/>
+        </w:rPr>
+        <w:t>，根据上述可知，应该先在脑海中构建一套真善美的实现了</w:t>
       </w:r>
       <w:r>
         <w:t>效果E</w:t>
@@ -2627,25 +2341,15 @@
         <w:t>。</w:t>
       </w:r>
     </w:p>
-    <w:p>
-      <w:pPr>
-        <w:rPr>
-          <w:rFonts w:hint="eastAsia"/>
-        </w:rPr>
-      </w:pPr>
-    </w:p>
-    <w:p>
-      <w:pPr>
-        <w:rPr>
-          <w:rFonts w:hint="eastAsia"/>
-        </w:rPr>
-      </w:pPr>
-      <w:r>
-        <w:rPr>
-          <w:rFonts w:hint="eastAsia"/>
-        </w:rPr>
-        <w:t>②</w:t>
-      </w:r>
+    <w:p/>
+    <w:p>
+      <w:pPr>
+        <w:pStyle w:val="a9"/>
+        <w:numPr>
+          <w:ilvl w:val="0"/>
+          <w:numId w:val="5"/>
+        </w:numPr>
+      </w:pPr>
       <w:r>
         <w:rPr>
           <w:rFonts w:hint="eastAsia"/>
@@ -2659,11 +2363,20 @@
         <w:t>要做到真善美的话非常建议</w:t>
       </w:r>
       <w:r>
-        <w:t>对于任意两个模式Y和X，如果X是Y的模式，那Y就应该在X的上层，并且，要做到X即便换了一种模式（状态、模态）（比如X可以切换到模式X1或者模式X2，比如上层ai系统(Y)中的神经网络nn(X)可以切换到bnn神经网络(X1)也可以切换到cnn神经网络(X2)）也可以不改Y的代码就</w:t>
+        <w:t>对于任意两个模式Y和X，如果X是Y的模式，那Y就应该在X的上层，并且，要做到X即便换了一种模式（状态、模态）（比如X可以切换到模式X1或者模式X2，比如上层ai系统(Y)中的神经网络nn(X)可以切换到bnn神经网络(X1)也可以切换到cnn神经网络(X2)）也可以不改Y</w:t>
       </w:r>
       <w:r>
         <w:lastRenderedPageBreak/>
-        <w:t>可以正确运行，哪怕X的模式切换是不保留原模式、删除原模式而用新模式替换掉原模式的。</w:t>
+        <w:t>的</w:t>
+      </w:r>
+      <w:r>
+        <w:rPr>
+          <w:rFonts w:hint="eastAsia"/>
+        </w:rPr>
+        <w:t>内容（比如代码）</w:t>
+      </w:r>
+      <w:r>
+        <w:t>就可以正确运行，哪怕X的模式切换是不保留原模式、删除原模式而用新模式替换掉原模式的。</w:t>
       </w:r>
       <w:r>
         <w:rPr>
@@ -2756,7 +2469,13 @@
         <w:t>，</w:t>
       </w:r>
       <w:r>
-        <w:t>在让代码系统</w:t>
+        <w:t>在让</w:t>
+      </w:r>
+      <w:r>
+        <w:t>可设计</w:t>
+      </w:r>
+      <w:r>
+        <w:t>系统</w:t>
       </w:r>
       <m:oMath>
         <m:sSub>
@@ -2799,7 +2518,16 @@
         <w:rPr>
           <w:rFonts w:hint="eastAsia"/>
         </w:rPr>
-        <w:t>，当已有代码系统</w:t>
+        <w:t>，当已有</w:t>
+      </w:r>
+      <w:r>
+        <w:t>可设计</w:t>
+      </w:r>
+      <w:r>
+        <w:rPr>
+          <w:rFonts w:hint="eastAsia"/>
+        </w:rPr>
+        <w:t>系统</w:t>
       </w:r>
       <m:oMath>
         <m:r>
@@ -3123,19 +2851,10 @@
         <w:t>，如果不成立的话请务必调整S和T使其成立。</w:t>
       </w:r>
     </w:p>
-    <w:p>
-      <w:pPr>
-        <w:rPr>
-          <w:rFonts w:hint="eastAsia"/>
-        </w:rPr>
-      </w:pPr>
-    </w:p>
+    <w:p/>
     <w:p>
       <w:pPr>
         <w:pStyle w:val="4"/>
-        <w:rPr>
-          <w:rFonts w:hint="eastAsia"/>
-        </w:rPr>
       </w:pPr>
       <w:r>
         <w:rPr>
@@ -3148,11 +2867,6 @@
       </w:r>
     </w:p>
     <w:p>
-      <w:pPr>
-        <w:rPr>
-          <w:rFonts w:hint="eastAsia"/>
-        </w:rPr>
-      </w:pPr>
       <w:r>
         <w:rPr>
           <w:rFonts w:hint="eastAsia"/>
@@ -3170,11 +2884,6 @@
       </w:r>
     </w:p>
     <w:p>
-      <w:pPr>
-        <w:rPr>
-          <w:rFonts w:hint="eastAsia"/>
-        </w:rPr>
-      </w:pPr>
       <w:r>
         <w:t>2.</w:t>
       </w:r>
@@ -3185,7 +2894,13 @@
         <w:t>如果想</w:t>
       </w:r>
       <w:r>
-        <w:t>让代码系统S=&lt;X,f,Y&gt;实现效果E</w:t>
+        <w:t>让</w:t>
+      </w:r>
+      <w:r>
+        <w:t>可设计</w:t>
+      </w:r>
+      <w:r>
+        <w:t>系统S=&lt;X,f,Y&gt;实现效果E</w:t>
       </w:r>
       <w:r>
         <w:rPr>
@@ -3200,7 +2915,22 @@
         <w:rPr>
           <w:rFonts w:hint="eastAsia"/>
         </w:rPr>
-        <w:t>，比如神经网络是映射器的模式，而映射器是算法系统的模式，则神经网络也是算法系统的模式，那么所有算法系统的模式的神经网络的外延的元素的代码就放在算法系统的下一层目录，但是这些算法系统的模式的神经网络的任意一个同时是某个映射器的外延的元素的模式，因此其同时也放在这个映射器的下一层目录，也就是说这个神经网络同时存在于两个目录，</w:t>
+        <w:t>，比如</w:t>
+      </w:r>
+      <w:r>
+        <w:t>可设计</w:t>
+      </w:r>
+      <w:r>
+        <w:rPr>
+          <w:rFonts w:hint="eastAsia"/>
+        </w:rPr>
+        <w:t>系统是代码系统时，</w:t>
+      </w:r>
+      <w:r>
+        <w:rPr>
+          <w:rFonts w:hint="eastAsia"/>
+        </w:rPr>
+        <w:t>神经网络是映射器的模式，而映射器是算法系统的模式，则神经网络也是算法系统的模式，那么所有算法系统的模式的神经网络的外延的元素的代码就放在算法系统的下一层目录，但是这些算法系统的模式的神经网络的任意一个同时是某个映射器的外延的元素的模式，因此其同时也放在这个映射器的下一层目录，也就是说这个神经网络同时存在于两个目录，</w:t>
       </w:r>
       <w:r>
         <w:rPr>
@@ -3234,11 +2964,6 @@
       </w:r>
     </w:p>
     <w:p>
-      <w:pPr>
-        <w:rPr>
-          <w:rFonts w:hint="eastAsia"/>
-        </w:rPr>
-      </w:pPr>
       <w:r>
         <w:t>3.</w:t>
       </w:r>
@@ -3246,7 +2971,13 @@
         <w:t xml:space="preserve"> </w:t>
       </w:r>
       <w:r>
-        <w:t>设E导致的全局状态为G，在让代码系统</w:t>
+        <w:t>设E导致的全局状态为G，在让</w:t>
+      </w:r>
+      <w:r>
+        <w:t>可设计</w:t>
+      </w:r>
+      <w:r>
+        <w:t>系统</w:t>
       </w:r>
       <m:oMath>
         <m:sSub>
@@ -3283,7 +3014,13 @@
         </m:r>
       </m:oMath>
       <w:r>
-        <w:t>实现效果E时，当已有代码系统</w:t>
+        <w:t>实现效果E时，当已有</w:t>
+      </w:r>
+      <w:r>
+        <w:t>可设计</w:t>
+      </w:r>
+      <w:r>
+        <w:t>系统</w:t>
       </w:r>
       <m:oMath>
         <m:r>
@@ -3525,11 +3262,6 @@
       </w:r>
     </w:p>
     <w:p>
-      <w:pPr>
-        <w:rPr>
-          <w:rFonts w:hint="eastAsia"/>
-        </w:rPr>
-      </w:pPr>
       <w:r>
         <w:t>4.</w:t>
       </w:r>
@@ -3544,11 +3276,6 @@
       </w:r>
     </w:p>
     <w:p>
-      <w:pPr>
-        <w:rPr>
-          <w:rFonts w:hint="eastAsia"/>
-        </w:rPr>
-      </w:pPr>
       <w:r>
         <w:t>5</w:t>
       </w:r>
@@ -3560,6 +3287,21 @@
           <w:rFonts w:hint="eastAsia"/>
         </w:rPr>
         <w:t>：</w:t>
+      </w:r>
+      <w:r>
+        <w:rPr>
+          <w:rFonts w:hint="eastAsia"/>
+        </w:rPr>
+        <w:t>对于</w:t>
+      </w:r>
+      <w:r>
+        <w:t>可设计</w:t>
+      </w:r>
+      <w:r>
+        <w:rPr>
+          <w:rFonts w:hint="eastAsia"/>
+        </w:rPr>
+        <w:t>系统为代码系统的情况，</w:t>
       </w:r>
       <w:r>
         <w:rPr>
@@ -3751,6 +3493,21 @@
           <w:rFonts w:hint="eastAsia"/>
         </w:rPr>
         <w:t>具体情况处理。</w:t>
+      </w:r>
+      <w:r>
+        <w:rPr>
+          <w:rFonts w:hint="eastAsia"/>
+        </w:rPr>
+        <w:t>对于其它类型的</w:t>
+      </w:r>
+      <w:r>
+        <w:t>可设计</w:t>
+      </w:r>
+      <w:r>
+        <w:rPr>
+          <w:rFonts w:hint="eastAsia"/>
+        </w:rPr>
+        <w:t>系统也是同理。</w:t>
       </w:r>
     </w:p>
     <w:sectPr>
@@ -3770,9 +3527,6 @@
     <w:p>
       <w:pPr>
         <w:spacing w:after="0" w:line="240" w:lineRule="auto"/>
-        <w:rPr>
-          <w:rFonts w:hint="eastAsia"/>
-        </w:rPr>
       </w:pPr>
       <w:r>
         <w:separator/>
@@ -3783,9 +3537,6 @@
     <w:p>
       <w:pPr>
         <w:spacing w:after="0" w:line="240" w:lineRule="auto"/>
-        <w:rPr>
-          <w:rFonts w:hint="eastAsia"/>
-        </w:rPr>
       </w:pPr>
       <w:r>
         <w:continuationSeparator/>
@@ -3810,9 +3561,6 @@
         <w:pPr>
           <w:pStyle w:val="af1"/>
           <w:jc w:val="center"/>
-          <w:rPr>
-            <w:rFonts w:hint="eastAsia"/>
-          </w:rPr>
         </w:pPr>
         <w:r>
           <w:fldChar w:fldCharType="begin"/>
@@ -3844,9 +3592,6 @@
     <w:p>
       <w:pPr>
         <w:spacing w:after="0" w:line="240" w:lineRule="auto"/>
-        <w:rPr>
-          <w:rFonts w:hint="eastAsia"/>
-        </w:rPr>
       </w:pPr>
       <w:r>
         <w:separator/>
@@ -3857,9 +3602,6 @@
     <w:p>
       <w:pPr>
         <w:spacing w:after="0" w:line="240" w:lineRule="auto"/>
-        <w:rPr>
-          <w:rFonts w:hint="eastAsia"/>
-        </w:rPr>
       </w:pPr>
       <w:r>
         <w:continuationSeparator/>
@@ -4139,6 +3881,95 @@
     </w:lvl>
   </w:abstractNum>
   <w:abstractNum w:abstractNumId="3" w15:restartNumberingAfterBreak="0">
+    <w:nsid w:val="706F3192"/>
+    <w:multiLevelType w:val="hybridMultilevel"/>
+    <w:tmpl w:val="2230EF32"/>
+    <w:lvl w:ilvl="0" w:tplc="EB4C41AE">
+      <w:start w:val="1"/>
+      <w:numFmt w:val="decimalEnclosedCircle"/>
+      <w:lvlText w:val="%1"/>
+      <w:lvlJc w:val="left"/>
+      <w:pPr>
+        <w:ind w:left="360" w:hanging="360"/>
+      </w:pPr>
+      <w:rPr>
+        <w:rFonts w:hint="default"/>
+      </w:rPr>
+    </w:lvl>
+    <w:lvl w:ilvl="1" w:tplc="04090019" w:tentative="1">
+      <w:start w:val="1"/>
+      <w:numFmt w:val="lowerLetter"/>
+      <w:lvlText w:val="%2)"/>
+      <w:lvlJc w:val="left"/>
+      <w:pPr>
+        <w:ind w:left="880" w:hanging="440"/>
+      </w:pPr>
+    </w:lvl>
+    <w:lvl w:ilvl="2" w:tplc="0409001B" w:tentative="1">
+      <w:start w:val="1"/>
+      <w:numFmt w:val="lowerRoman"/>
+      <w:lvlText w:val="%3."/>
+      <w:lvlJc w:val="right"/>
+      <w:pPr>
+        <w:ind w:left="1320" w:hanging="440"/>
+      </w:pPr>
+    </w:lvl>
+    <w:lvl w:ilvl="3" w:tplc="0409000F" w:tentative="1">
+      <w:start w:val="1"/>
+      <w:numFmt w:val="decimal"/>
+      <w:lvlText w:val="%4."/>
+      <w:lvlJc w:val="left"/>
+      <w:pPr>
+        <w:ind w:left="1760" w:hanging="440"/>
+      </w:pPr>
+    </w:lvl>
+    <w:lvl w:ilvl="4" w:tplc="04090019" w:tentative="1">
+      <w:start w:val="1"/>
+      <w:numFmt w:val="lowerLetter"/>
+      <w:lvlText w:val="%5)"/>
+      <w:lvlJc w:val="left"/>
+      <w:pPr>
+        <w:ind w:left="2200" w:hanging="440"/>
+      </w:pPr>
+    </w:lvl>
+    <w:lvl w:ilvl="5" w:tplc="0409001B" w:tentative="1">
+      <w:start w:val="1"/>
+      <w:numFmt w:val="lowerRoman"/>
+      <w:lvlText w:val="%6."/>
+      <w:lvlJc w:val="right"/>
+      <w:pPr>
+        <w:ind w:left="2640" w:hanging="440"/>
+      </w:pPr>
+    </w:lvl>
+    <w:lvl w:ilvl="6" w:tplc="0409000F" w:tentative="1">
+      <w:start w:val="1"/>
+      <w:numFmt w:val="decimal"/>
+      <w:lvlText w:val="%7."/>
+      <w:lvlJc w:val="left"/>
+      <w:pPr>
+        <w:ind w:left="3080" w:hanging="440"/>
+      </w:pPr>
+    </w:lvl>
+    <w:lvl w:ilvl="7" w:tplc="04090019" w:tentative="1">
+      <w:start w:val="1"/>
+      <w:numFmt w:val="lowerLetter"/>
+      <w:lvlText w:val="%8)"/>
+      <w:lvlJc w:val="left"/>
+      <w:pPr>
+        <w:ind w:left="3520" w:hanging="440"/>
+      </w:pPr>
+    </w:lvl>
+    <w:lvl w:ilvl="8" w:tplc="0409001B" w:tentative="1">
+      <w:start w:val="1"/>
+      <w:numFmt w:val="lowerRoman"/>
+      <w:lvlText w:val="%9."/>
+      <w:lvlJc w:val="right"/>
+      <w:pPr>
+        <w:ind w:left="3960" w:hanging="440"/>
+      </w:pPr>
+    </w:lvl>
+  </w:abstractNum>
+  <w:abstractNum w:abstractNumId="4" w15:restartNumberingAfterBreak="0">
     <w:nsid w:val="73500F0B"/>
     <w:multiLevelType w:val="hybridMultilevel"/>
     <w:tmpl w:val="733EA988"/>
@@ -4237,6 +4068,9 @@
     <w:abstractNumId w:val="2"/>
   </w:num>
   <w:num w:numId="4" w16cid:durableId="1065571727">
+    <w:abstractNumId w:val="4"/>
+  </w:num>
+  <w:num w:numId="5" w16cid:durableId="1805849510">
     <w:abstractNumId w:val="3"/>
   </w:num>
 </w:numbering>
@@ -4847,7 +4681,6 @@
   <w:style w:type="character" w:default="1" w:styleId="a0">
     <w:name w:val="Default Paragraph Font"/>
     <w:uiPriority w:val="1"/>
-    <w:semiHidden/>
     <w:unhideWhenUsed/>
   </w:style>
   <w:style w:type="table" w:default="1" w:styleId="a1">
